--- a/_site/posts/2026-01-02-guia-practica-de-metadata-en-quarto/index.docx
+++ b/_site/posts/2026-01-02-guia-practica-de-metadata-en-quarto/index.docx
@@ -44,7 +44,7 @@
         <w:t xml:space="preserve"> </w:t>
       </w:r>
     </w:p>
-    <w:bookmarkStart w:id="20" w:name="title"/>
+    <w:bookmarkStart w:id="22" w:name="title"/>
     <w:p>
       <w:pPr>
         <w:pStyle w:val="Heading1"/>
@@ -108,8 +108,8 @@
         <w:t xml:space="preserve"> </w:t>
       </w:r>
     </w:p>
-    <w:bookmarkEnd w:id="20"/>
-    <w:bookmarkStart w:id="24" w:name="author-note"/>
+    <w:bookmarkEnd w:id="22"/>
+    <w:bookmarkStart w:id="26" w:name="author-note"/>
     <w:p>
       <w:pPr>
         <w:pStyle w:val="Heading1"/>
@@ -128,15 +128,15 @@
       <w:r>
         <w:t xml:space="preserve"> </w:t>
       </w:r>
-      <w:bookmarkStart w:id="21" w:name="orchid"/>
+      <w:bookmarkStart w:id="23" w:name="orchid"/>
       <w:r>
         <w:t xml:space="preserve">Orcid ID Logo: A green circle with white letters ID</w:t>
       </w:r>
-      <w:bookmarkEnd w:id="21"/>
-      <w:r>
-        <w:t xml:space="preserve"> </w:t>
-      </w:r>
-      <w:hyperlink r:id="rId22">
+      <w:bookmarkEnd w:id="23"/>
+      <w:r>
+        <w:t xml:space="preserve"> </w:t>
+      </w:r>
+      <w:hyperlink r:id="rId24">
         <w:r>
           <w:rPr>
             <w:rStyle w:val="Hyperlink"/>
@@ -175,7 +175,7 @@
         <w:t xml:space="preserve">: </w:t>
       </w:r>
       <w:r>
-        <w:t xml:space="preserve">conceptualización y redacción</w:t>
+        <w:t xml:space="preserve">conceptualización, metodología, análisis formal, investigación, recursos, curación de datos, redacción, visualización, supervisión, y administración del proyecto</w:t>
       </w:r>
     </w:p>
     <w:p>
@@ -183,12 +183,12 @@
         <w:pStyle w:val="BodyText"/>
       </w:pPr>
       <w:r>
-        <w:t xml:space="preserve">La correspondencia relativa a este artículo debe dirigirse a Edison Achalma, Escuela Profesional de Economía, Universidad Nacional de San Cristóbal de Huamanga, Ayacucho, AYA, Perú, Email:</w:t>
-      </w:r>
-      <w:r>
-        <w:t xml:space="preserve"> </w:t>
-      </w:r>
-      <w:hyperlink r:id="rId23">
+        <w:t xml:space="preserve">La correspondencia relativa a este artículo debe dirigirse a Edison Achalma, Escuela Profesional de Economía, Universidad Nacional de San Cristóbal de Huamanga, Portal Independencia N° 57, Ayacucho, AYA 5001, Perú, Email:</w:t>
+      </w:r>
+      <w:r>
+        <w:t xml:space="preserve"> </w:t>
+      </w:r>
+      <w:hyperlink r:id="rId25">
         <w:r>
           <w:rPr>
             <w:rStyle w:val="Hyperlink"/>
@@ -202,8 +202,8 @@
         <w:br w:type="page"/>
       </w:r>
     </w:p>
-    <w:bookmarkEnd w:id="24"/>
-    <w:bookmarkStart w:id="25" w:name="abstract"/>
+    <w:bookmarkEnd w:id="26"/>
+    <w:bookmarkStart w:id="27" w:name="abstract"/>
     <w:p>
       <w:pPr>
         <w:pStyle w:val="Heading1"/>
@@ -240,8 +240,8 @@
         <w:br w:type="page"/>
       </w:r>
     </w:p>
-    <w:bookmarkEnd w:id="25"/>
-    <w:bookmarkStart w:id="26" w:name="firstheader"/>
+    <w:bookmarkEnd w:id="27"/>
+    <w:bookmarkStart w:id="28" w:name="firstheader"/>
     <w:p>
       <w:pPr>
         <w:pStyle w:val="Heading1"/>
@@ -265,8 +265,8 @@
         <w:t xml:space="preserve">para documentos académicos</w:t>
       </w:r>
     </w:p>
-    <w:bookmarkEnd w:id="26"/>
-    <w:bookmarkStart w:id="30" w:name="qué-es-_metadata.yml"/>
+    <w:bookmarkEnd w:id="28"/>
+    <w:bookmarkStart w:id="32" w:name="qué-es-_metadata.yml"/>
     <w:p>
       <w:pPr>
         <w:pStyle w:val="Heading1"/>
@@ -287,7 +287,7 @@
         <w:t xml:space="preserve">?</w:t>
       </w:r>
     </w:p>
-    <w:bookmarkStart w:id="27" w:name="concepto"/>
+    <w:bookmarkStart w:id="29" w:name="concepto"/>
     <w:p>
       <w:pPr>
         <w:pStyle w:val="Heading2"/>
@@ -370,8 +370,8 @@
         <w:t xml:space="preserve">                            → Hereda y combina con _quarto.yml</w:t>
       </w:r>
     </w:p>
-    <w:bookmarkEnd w:id="27"/>
-    <w:bookmarkStart w:id="28" w:name="por-qué-usarlo"/>
+    <w:bookmarkEnd w:id="29"/>
+    <w:bookmarkStart w:id="30" w:name="por-qué-usarlo"/>
     <w:p>
       <w:pPr>
         <w:pStyle w:val="Heading2"/>
@@ -731,8 +731,8 @@
         <w:t xml:space="preserve">---</w:t>
       </w:r>
     </w:p>
-    <w:bookmarkEnd w:id="28"/>
-    <w:bookmarkStart w:id="29" w:name="ventajas"/>
+    <w:bookmarkEnd w:id="30"/>
+    <w:bookmarkStart w:id="31" w:name="ventajas"/>
     <w:p>
       <w:pPr>
         <w:pStyle w:val="Heading2"/>
@@ -860,9 +860,9 @@
         <w:t xml:space="preserve">_quarto.yml</w:t>
       </w:r>
     </w:p>
-    <w:bookmarkEnd w:id="29"/>
-    <w:bookmarkEnd w:id="30"/>
-    <w:bookmarkStart w:id="33" w:name="ubicación-y-jerarquía"/>
+    <w:bookmarkEnd w:id="31"/>
+    <w:bookmarkEnd w:id="32"/>
+    <w:bookmarkStart w:id="35" w:name="ubicación-y-jerarquía"/>
     <w:p>
       <w:pPr>
         <w:pStyle w:val="Heading1"/>
@@ -871,7 +871,7 @@
         <w:t xml:space="preserve">2. Ubicación y Jerarquía</w:t>
       </w:r>
     </w:p>
-    <w:bookmarkStart w:id="31" w:name="estructura-típica-de-un-blog"/>
+    <w:bookmarkStart w:id="33" w:name="estructura-típica-de-un-blog"/>
     <w:p>
       <w:pPr>
         <w:pStyle w:val="Heading2"/>
@@ -1212,8 +1212,8 @@
         <w:t xml:space="preserve"> ...</w:t>
       </w:r>
     </w:p>
-    <w:bookmarkEnd w:id="31"/>
-    <w:bookmarkStart w:id="32" w:name="X59cb98134db02e79428230bda27a4d59a8bccb2"/>
+    <w:bookmarkEnd w:id="33"/>
+    <w:bookmarkStart w:id="34" w:name="X59cb98134db02e79428230bda27a4d59a8bccb2"/>
     <w:p>
       <w:pPr>
         <w:pStyle w:val="Heading2"/>
@@ -1704,9 +1704,9 @@
         <w:t xml:space="preserve">(de la categoría, no se usa porque toc está desactivado)</w:t>
       </w:r>
     </w:p>
-    <w:bookmarkEnd w:id="32"/>
-    <w:bookmarkEnd w:id="33"/>
-    <w:bookmarkStart w:id="36" w:name="estructura-básica"/>
+    <w:bookmarkEnd w:id="34"/>
+    <w:bookmarkEnd w:id="35"/>
+    <w:bookmarkStart w:id="38" w:name="estructura-básica"/>
     <w:p>
       <w:pPr>
         <w:pStyle w:val="Heading1"/>
@@ -1715,7 +1715,7 @@
         <w:t xml:space="preserve">3. Estructura Básica</w:t>
       </w:r>
     </w:p>
-    <w:bookmarkStart w:id="34" w:name="template-mínimo"/>
+    <w:bookmarkStart w:id="36" w:name="template-mínimo"/>
     <w:p>
       <w:pPr>
         <w:pStyle w:val="Heading2"/>
@@ -2170,8 +2170,8 @@
         <w:t xml:space="preserve">       # No re-ejecutar código en cada render</w:t>
       </w:r>
     </w:p>
-    <w:bookmarkEnd w:id="34"/>
-    <w:bookmarkStart w:id="35" w:name="template-completo-con-todas-las-opciones"/>
+    <w:bookmarkEnd w:id="36"/>
+    <w:bookmarkStart w:id="37" w:name="template-completo-con-todas-las-opciones"/>
     <w:p>
       <w:pPr>
         <w:pStyle w:val="Heading2"/>
@@ -6778,9 +6778,9 @@
         <w:t xml:space="preserve">true</w:t>
       </w:r>
     </w:p>
-    <w:bookmarkEnd w:id="35"/>
-    <w:bookmarkEnd w:id="36"/>
-    <w:bookmarkStart w:id="63" w:name="X178007ee7eab11f0b80f198f36f7e6fcffb84cd"/>
+    <w:bookmarkEnd w:id="37"/>
+    <w:bookmarkEnd w:id="38"/>
+    <w:bookmarkStart w:id="65" w:name="X178007ee7eab11f0b80f198f36f7e6fcffb84cd"/>
     <w:p>
       <w:pPr>
         <w:pStyle w:val="Heading1"/>
@@ -6789,7 +6789,7 @@
         <w:t xml:space="preserve">4. Configuración Completa Sección por Sección</w:t>
       </w:r>
     </w:p>
-    <w:bookmarkStart w:id="41" w:name="sección-1-información-del-autor"/>
+    <w:bookmarkStart w:id="43" w:name="sección-1-información-del-autor"/>
     <w:p>
       <w:pPr>
         <w:pStyle w:val="Heading2"/>
@@ -6806,7 +6806,7 @@
         <w:t xml:space="preserve">Esta sección define la información del autor que se mostrará en todos los posts de la categoría.</w:t>
       </w:r>
     </w:p>
-    <w:bookmarkStart w:id="37" w:name="opciones-básicas"/>
+    <w:bookmarkStart w:id="39" w:name="opciones-básicas"/>
     <w:p>
       <w:pPr>
         <w:pStyle w:val="Heading3"/>
@@ -6943,8 +6943,8 @@
         <w:t xml:space="preserve">     # Email de contacto</w:t>
       </w:r>
     </w:p>
-    <w:bookmarkEnd w:id="37"/>
-    <w:bookmarkStart w:id="38" w:name="opciones-completas"/>
+    <w:bookmarkEnd w:id="39"/>
+    <w:bookmarkStart w:id="40" w:name="opciones-completas"/>
     <w:p>
       <w:pPr>
         <w:pStyle w:val="Heading3"/>
@@ -7807,8 +7807,8 @@
         <w:t xml:space="preserve"> administración del proyecto</w:t>
       </w:r>
     </w:p>
-    <w:bookmarkEnd w:id="38"/>
-    <w:bookmarkStart w:id="39" w:name="múltiples-autores"/>
+    <w:bookmarkEnd w:id="40"/>
+    <w:bookmarkStart w:id="41" w:name="múltiples-autores"/>
     <w:p>
       <w:pPr>
         <w:pStyle w:val="Heading3"/>
@@ -8713,8 +8713,8 @@
         <w:t xml:space="preserve"> Perú</w:t>
       </w:r>
     </w:p>
-    <w:bookmarkEnd w:id="39"/>
-    <w:bookmarkStart w:id="40" w:name="nota-del-autor"/>
+    <w:bookmarkEnd w:id="41"/>
+    <w:bookmarkStart w:id="42" w:name="nota-del-autor"/>
     <w:p>
       <w:pPr>
         <w:pStyle w:val="Heading3"/>
@@ -8941,9 +8941,9 @@
         <w:t xml:space="preserve">    valiosos comentarios.</w:t>
       </w:r>
     </w:p>
-    <w:bookmarkEnd w:id="40"/>
-    <w:bookmarkEnd w:id="41"/>
-    <w:bookmarkStart w:id="46" w:name="sección-2-metadatos-generales"/>
+    <w:bookmarkEnd w:id="42"/>
+    <w:bookmarkEnd w:id="43"/>
+    <w:bookmarkStart w:id="48" w:name="sección-2-metadatos-generales"/>
     <w:p>
       <w:pPr>
         <w:pStyle w:val="Heading2"/>
@@ -8952,7 +8952,7 @@
         <w:t xml:space="preserve">4.2 Sección 2: Metadatos Generales</w:t>
       </w:r>
     </w:p>
-    <w:bookmarkStart w:id="42" w:name="fechas"/>
+    <w:bookmarkStart w:id="44" w:name="fechas"/>
     <w:p>
       <w:pPr>
         <w:pStyle w:val="Heading3"/>
@@ -9080,8 +9080,8 @@
         <w:t xml:space="preserve">: Fecha específica en formato YYYY-MM-DD</w:t>
       </w:r>
     </w:p>
-    <w:bookmarkEnd w:id="42"/>
-    <w:bookmarkStart w:id="43" w:name="idioma-y-licencia"/>
+    <w:bookmarkEnd w:id="44"/>
+    <w:bookmarkStart w:id="45" w:name="idioma-y-licencia"/>
     <w:p>
       <w:pPr>
         <w:pStyle w:val="Heading3"/>
@@ -9200,8 +9200,8 @@
         <w:t xml:space="preserve"># license: "CC0"             # Dominio Público</w:t>
       </w:r>
     </w:p>
-    <w:bookmarkEnd w:id="43"/>
-    <w:bookmarkStart w:id="44" w:name="búsqueda-y-características"/>
+    <w:bookmarkEnd w:id="45"/>
+    <w:bookmarkStart w:id="46" w:name="búsqueda-y-características"/>
     <w:p>
       <w:pPr>
         <w:pStyle w:val="Heading3"/>
@@ -9278,8 +9278,8 @@
         <w:t xml:space="preserve">               # Habilitar lightbox para zoom de imágenes</w:t>
       </w:r>
     </w:p>
-    <w:bookmarkEnd w:id="44"/>
-    <w:bookmarkStart w:id="45" w:name="bloque-de-título"/>
+    <w:bookmarkEnd w:id="46"/>
+    <w:bookmarkStart w:id="47" w:name="bloque-de-título"/>
     <w:p>
       <w:pPr>
         <w:pStyle w:val="Heading3"/>
@@ -9377,9 +9377,9 @@
         <w:t xml:space="preserve"> #Efecto de partículas en el fondo</w:t>
       </w:r>
     </w:p>
-    <w:bookmarkEnd w:id="45"/>
-    <w:bookmarkEnd w:id="46"/>
-    <w:bookmarkStart w:id="47" w:name="sección-3-tabla-de-contenidos"/>
+    <w:bookmarkEnd w:id="47"/>
+    <w:bookmarkEnd w:id="48"/>
+    <w:bookmarkStart w:id="49" w:name="sección-3-tabla-de-contenidos"/>
     <w:p>
       <w:pPr>
         <w:pStyle w:val="Heading2"/>
@@ -9863,8 +9863,8 @@
         <w:t xml:space="preserve"> left</w:t>
       </w:r>
     </w:p>
-    <w:bookmarkEnd w:id="47"/>
-    <w:bookmarkStart w:id="52" w:name="sección-4-referencias-y-citas"/>
+    <w:bookmarkEnd w:id="49"/>
+    <w:bookmarkStart w:id="54" w:name="sección-4-referencias-y-citas"/>
     <w:p>
       <w:pPr>
         <w:pStyle w:val="Heading2"/>
@@ -9873,7 +9873,7 @@
         <w:t xml:space="preserve">4.4 Sección 4: Referencias y Citas</w:t>
       </w:r>
     </w:p>
-    <w:bookmarkStart w:id="48" w:name="configuración-de-citas"/>
+    <w:bookmarkStart w:id="50" w:name="configuración-de-citas"/>
     <w:p>
       <w:pPr>
         <w:pStyle w:val="Heading3"/>
@@ -10196,8 +10196,8 @@
         <w:t xml:space="preserve"># footnote-location: margin               # Ubicación de notas al pie</w:t>
       </w:r>
     </w:p>
-    <w:bookmarkEnd w:id="48"/>
-    <w:bookmarkStart w:id="49" w:name="estilo-de-citas"/>
+    <w:bookmarkEnd w:id="50"/>
+    <w:bookmarkStart w:id="51" w:name="estilo-de-citas"/>
     <w:p>
       <w:pPr>
         <w:pStyle w:val="Heading3"/>
@@ -10301,8 +10301,8 @@
         <w:t xml:space="preserve">                     # citeproc, biblatex, natbib</w:t>
       </w:r>
     </w:p>
-    <w:bookmarkEnd w:id="49"/>
-    <w:bookmarkStart w:id="50" w:name="archivo-de-bibliografía"/>
+    <w:bookmarkEnd w:id="51"/>
+    <w:bookmarkStart w:id="52" w:name="archivo-de-bibliografía"/>
     <w:p>
       <w:pPr>
         <w:pStyle w:val="Heading3"/>
@@ -10433,8 +10433,8 @@
         <w:t xml:space="preserve"> papers.bib</w:t>
       </w:r>
     </w:p>
-    <w:bookmarkEnd w:id="50"/>
-    <w:bookmarkStart w:id="51" w:name="textos-personalizados"/>
+    <w:bookmarkEnd w:id="52"/>
+    <w:bookmarkStart w:id="53" w:name="textos-personalizados"/>
     <w:p>
       <w:pPr>
         <w:pStyle w:val="Heading3"/>
@@ -10613,9 +10613,9 @@
         <w:t xml:space="preserve">indican estudios incluidos en el metanálisis."</w:t>
       </w:r>
     </w:p>
-    <w:bookmarkEnd w:id="51"/>
-    <w:bookmarkEnd w:id="52"/>
-    <w:bookmarkStart w:id="53" w:name="sección-5-referencias-cruzadas"/>
+    <w:bookmarkEnd w:id="53"/>
+    <w:bookmarkEnd w:id="54"/>
+    <w:bookmarkStart w:id="55" w:name="sección-5-referencias-cruzadas"/>
     <w:p>
       <w:pPr>
         <w:pStyle w:val="Heading2"/>
@@ -11521,8 +11521,8 @@
         <w:t xml:space="preserve">: Resultados principales {#tbl-resultados}</w:t>
       </w:r>
     </w:p>
-    <w:bookmarkEnd w:id="53"/>
-    <w:bookmarkStart w:id="54" w:name="sección-6-visibilidad-y-borrador"/>
+    <w:bookmarkEnd w:id="55"/>
+    <w:bookmarkStart w:id="56" w:name="sección-6-visibilidad-y-borrador"/>
     <w:p>
       <w:pPr>
         <w:pStyle w:val="Heading2"/>
@@ -11886,8 +11886,8 @@
         <w:t xml:space="preserve">false</w:t>
       </w:r>
     </w:p>
-    <w:bookmarkEnd w:id="54"/>
-    <w:bookmarkStart w:id="59" w:name="sección-7-formatos-de-salida"/>
+    <w:bookmarkEnd w:id="56"/>
+    <w:bookmarkStart w:id="61" w:name="sección-7-formatos-de-salida"/>
     <w:p>
       <w:pPr>
         <w:pStyle w:val="Heading2"/>
@@ -11904,7 +11904,7 @@
         <w:t xml:space="preserve">Esta es la sección más extensa y permite configurar cómo se genera cada formato de salida.</w:t>
       </w:r>
     </w:p>
-    <w:bookmarkStart w:id="55" w:name="formato-html"/>
+    <w:bookmarkStart w:id="57" w:name="formato-html"/>
     <w:p>
       <w:pPr>
         <w:pStyle w:val="Heading3"/>
@@ -13250,8 +13250,8 @@
         <w:t xml:space="preserve"> 1.5rem</w:t>
       </w:r>
     </w:p>
-    <w:bookmarkEnd w:id="55"/>
-    <w:bookmarkStart w:id="56" w:name="formato-pdf-con-apaquarto"/>
+    <w:bookmarkEnd w:id="57"/>
+    <w:bookmarkStart w:id="58" w:name="formato-pdf-con-apaquarto"/>
     <w:p>
       <w:pPr>
         <w:pStyle w:val="Heading3"/>
@@ -14048,8 +14048,8 @@
         <w:t xml:space="preserve">    # draftall: false</w:t>
       </w:r>
     </w:p>
-    <w:bookmarkEnd w:id="56"/>
-    <w:bookmarkStart w:id="57" w:name="formato-docx-con-apaquarto"/>
+    <w:bookmarkEnd w:id="58"/>
+    <w:bookmarkStart w:id="59" w:name="formato-docx-con-apaquarto"/>
     <w:p>
       <w:pPr>
         <w:pStyle w:val="Heading3"/>
@@ -14324,8 +14324,8 @@
         <w:t xml:space="preserve">    # blank-lines-above-author-note: 2</w:t>
       </w:r>
     </w:p>
-    <w:bookmarkEnd w:id="57"/>
-    <w:bookmarkStart w:id="58" w:name="formato-typst-con-apaquarto"/>
+    <w:bookmarkEnd w:id="59"/>
+    <w:bookmarkStart w:id="60" w:name="formato-typst-con-apaquarto"/>
     <w:p>
       <w:pPr>
         <w:pStyle w:val="Heading3"/>
@@ -14444,9 +14444,9 @@
         <w:t xml:space="preserve">                # Mantener archivo .typ</w:t>
       </w:r>
     </w:p>
-    <w:bookmarkEnd w:id="58"/>
-    <w:bookmarkEnd w:id="59"/>
-    <w:bookmarkStart w:id="60" w:name="sección-8-entorno-de-ejecución"/>
+    <w:bookmarkEnd w:id="60"/>
+    <w:bookmarkEnd w:id="61"/>
+    <w:bookmarkStart w:id="62" w:name="sección-8-entorno-de-ejecución"/>
     <w:p>
       <w:pPr>
         <w:pStyle w:val="Heading2"/>
@@ -14793,8 +14793,8 @@
         <w:t xml:space="preserve">        # Doble espacio después de punto</w:t>
       </w:r>
     </w:p>
-    <w:bookmarkEnd w:id="60"/>
-    <w:bookmarkStart w:id="61" w:name="sección-9-comentarios"/>
+    <w:bookmarkEnd w:id="62"/>
+    <w:bookmarkStart w:id="63" w:name="sección-9-comentarios"/>
     <w:p>
       <w:pPr>
         <w:pStyle w:val="Heading2"/>
@@ -15325,8 +15325,8 @@
         <w:t xml:space="preserve"> light</w:t>
       </w:r>
     </w:p>
-    <w:bookmarkEnd w:id="61"/>
-    <w:bookmarkStart w:id="62" w:name="sección-10-ejecución-de-código"/>
+    <w:bookmarkEnd w:id="63"/>
+    <w:bookmarkStart w:id="64" w:name="sección-10-ejecución-de-código"/>
     <w:p>
       <w:pPr>
         <w:pStyle w:val="Heading2"/>
@@ -16174,9 +16174,9 @@
         <w:t xml:space="preserve">        # No ejecutar nada</w:t>
       </w:r>
     </w:p>
-    <w:bookmarkEnd w:id="62"/>
-    <w:bookmarkEnd w:id="63"/>
-    <w:bookmarkStart w:id="74" w:name="casos-de-uso-prácticos"/>
+    <w:bookmarkEnd w:id="64"/>
+    <w:bookmarkEnd w:id="65"/>
+    <w:bookmarkStart w:id="76" w:name="casos-de-uso-prácticos"/>
     <w:p>
       <w:pPr>
         <w:pStyle w:val="Heading1"/>
@@ -16209,7 +16209,7 @@
         <w:t xml:space="preserve">con configuraciones completas para cada uno.</w:t>
       </w:r>
     </w:p>
-    <w:bookmarkStart w:id="64" w:name="caso-1-blog-académico-de-econometría"/>
+    <w:bookmarkStart w:id="66" w:name="caso-1-blog-académico-de-econometría"/>
     <w:p>
       <w:pPr>
         <w:pStyle w:val="Heading2"/>
@@ -20205,8 +20205,8 @@
         <w:t xml:space="preserve">Flexibilidad: Cada post puede sobrescribir opciones si es necesario</w:t>
       </w:r>
     </w:p>
-    <w:bookmarkEnd w:id="64"/>
-    <w:bookmarkStart w:id="65" w:name="X7bd635fbe2b99848668647c2c5ad23d9dfb26cb"/>
+    <w:bookmarkEnd w:id="66"/>
+    <w:bookmarkStart w:id="67" w:name="X7bd635fbe2b99848668647c2c5ad23d9dfb26cb"/>
     <w:p>
       <w:pPr>
         <w:pStyle w:val="Heading2"/>
@@ -21278,8 +21278,8 @@
         <w:t xml:space="preserve">               # Mostrar errores (para debugging)</w:t>
       </w:r>
     </w:p>
-    <w:bookmarkEnd w:id="65"/>
-    <w:bookmarkStart w:id="66" w:name="X9284cb964d2c2d6c1ff7e39d5c28b14af250253"/>
+    <w:bookmarkEnd w:id="67"/>
+    <w:bookmarkStart w:id="68" w:name="X9284cb964d2c2d6c1ff7e39d5c28b14af250253"/>
     <w:p>
       <w:pPr>
         <w:pStyle w:val="Heading2"/>
@@ -23196,8 +23196,8 @@
         <w:t xml:space="preserve">false</w:t>
       </w:r>
     </w:p>
-    <w:bookmarkEnd w:id="66"/>
-    <w:bookmarkStart w:id="67" w:name="caso-4-blog-multilingüe-españolinglés"/>
+    <w:bookmarkEnd w:id="68"/>
+    <w:bookmarkStart w:id="69" w:name="caso-4-blog-multilingüe-españolinglés"/>
     <w:p>
       <w:pPr>
         <w:pStyle w:val="Heading2"/>
@@ -24467,8 +24467,8 @@
         <w:t xml:space="preserve">true</w:t>
       </w:r>
     </w:p>
-    <w:bookmarkEnd w:id="67"/>
-    <w:bookmarkStart w:id="68" w:name="X20d383b458bf50b14396d18e3891ebd6018de0a"/>
+    <w:bookmarkEnd w:id="69"/>
+    <w:bookmarkStart w:id="70" w:name="X20d383b458bf50b14396d18e3891ebd6018de0a"/>
     <w:p>
       <w:pPr>
         <w:pStyle w:val="Heading2"/>
@@ -25575,8 +25575,8 @@
         <w:t xml:space="preserve">.</w:t>
       </w:r>
     </w:p>
-    <w:bookmarkEnd w:id="68"/>
-    <w:bookmarkStart w:id="69" w:name="X2465a1945625155b4b193ae52366465afd5c40f"/>
+    <w:bookmarkEnd w:id="70"/>
+    <w:bookmarkStart w:id="71" w:name="X2465a1945625155b4b193ae52366465afd5c40f"/>
     <w:p>
       <w:pPr>
         <w:pStyle w:val="Heading2"/>
@@ -26513,8 +26513,8 @@
         <w:t xml:space="preserve">true</w:t>
       </w:r>
     </w:p>
-    <w:bookmarkEnd w:id="69"/>
-    <w:bookmarkStart w:id="70" w:name="caso-7-blog-de-empresaorganización"/>
+    <w:bookmarkEnd w:id="71"/>
+    <w:bookmarkStart w:id="72" w:name="caso-7-blog-de-empresaorganización"/>
     <w:p>
       <w:pPr>
         <w:pStyle w:val="Heading2"/>
@@ -27214,8 +27214,8 @@
         <w:t xml:space="preserve">               # No mostrar código en blog público</w:t>
       </w:r>
     </w:p>
-    <w:bookmarkEnd w:id="70"/>
-    <w:bookmarkStart w:id="71" w:name="caso-8-documentación-técnica"/>
+    <w:bookmarkEnd w:id="72"/>
+    <w:bookmarkStart w:id="73" w:name="caso-8-documentación-técnica"/>
     <w:p>
       <w:pPr>
         <w:pStyle w:val="Heading2"/>
@@ -28068,8 +28068,8 @@
         <w:t xml:space="preserve">               # Mostrar errores (importante en docs)</w:t>
       </w:r>
     </w:p>
-    <w:bookmarkEnd w:id="71"/>
-    <w:bookmarkStart w:id="72" w:name="caso-9-blog-de-noticiasactualidad"/>
+    <w:bookmarkEnd w:id="73"/>
+    <w:bookmarkStart w:id="74" w:name="caso-9-blog-de-noticiasactualidad"/>
     <w:p>
       <w:pPr>
         <w:pStyle w:val="Heading2"/>
@@ -28607,8 +28607,8 @@
         <w:t xml:space="preserve">            # No ejecutar nada</w:t>
       </w:r>
     </w:p>
-    <w:bookmarkEnd w:id="72"/>
-    <w:bookmarkStart w:id="73" w:name="caso-10-blog-mínimo-lo-esencial"/>
+    <w:bookmarkEnd w:id="74"/>
+    <w:bookmarkStart w:id="75" w:name="caso-10-blog-mínimo-lo-esencial"/>
     <w:p>
       <w:pPr>
         <w:pStyle w:val="Heading2"/>
@@ -28888,9 +28888,9 @@
         <w:t xml:space="preserve">Quarto usará valores por defecto para el resto.</w:t>
       </w:r>
     </w:p>
-    <w:bookmarkEnd w:id="73"/>
-    <w:bookmarkEnd w:id="74"/>
-    <w:bookmarkStart w:id="78" w:name="mi-configuración-actual-vs-optimizada"/>
+    <w:bookmarkEnd w:id="75"/>
+    <w:bookmarkEnd w:id="76"/>
+    <w:bookmarkStart w:id="80" w:name="mi-configuración-actual-vs-optimizada"/>
     <w:p>
       <w:pPr>
         <w:pStyle w:val="Heading1"/>
@@ -28899,7 +28899,7 @@
         <w:t xml:space="preserve">6. Mi Configuración Actual vs Optimizada</w:t>
       </w:r>
     </w:p>
-    <w:bookmarkStart w:id="75" w:name="mi-configuración-antigua-comentada"/>
+    <w:bookmarkStart w:id="77" w:name="mi-configuración-antigua-comentada"/>
     <w:p>
       <w:pPr>
         <w:pStyle w:val="Heading2"/>
@@ -31805,8 +31805,8 @@
         <w:t xml:space="preserve">    #  Modo visual, probablemente querías source</w:t>
       </w:r>
     </w:p>
-    <w:bookmarkEnd w:id="75"/>
-    <w:bookmarkStart w:id="76" w:name="mi-configuración-actual-con-apaquarto"/>
+    <w:bookmarkEnd w:id="77"/>
+    <w:bookmarkStart w:id="78" w:name="mi-configuración-actual-con-apaquarto"/>
     <w:p>
       <w:pPr>
         <w:pStyle w:val="Heading2"/>
@@ -36371,8 +36371,8 @@
         <w:t xml:space="preserve">true</w:t>
       </w:r>
     </w:p>
-    <w:bookmarkEnd w:id="76"/>
-    <w:bookmarkStart w:id="77" w:name="configuración-optimizada-recomendada"/>
+    <w:bookmarkEnd w:id="78"/>
+    <w:bookmarkStart w:id="79" w:name="configuración-optimizada-recomendada"/>
     <w:p>
       <w:pPr>
         <w:pStyle w:val="Heading2"/>
@@ -41039,9 +41039,9 @@
         <w:t xml:space="preserve">para toc-depth y toc-expand</w:t>
       </w:r>
     </w:p>
-    <w:bookmarkEnd w:id="77"/>
-    <w:bookmarkEnd w:id="78"/>
-    <w:bookmarkStart w:id="84" w:name="migración-de-configuraciones-antiguas"/>
+    <w:bookmarkEnd w:id="79"/>
+    <w:bookmarkEnd w:id="80"/>
+    <w:bookmarkStart w:id="86" w:name="migración-de-configuraciones-antiguas"/>
     <w:p>
       <w:pPr>
         <w:pStyle w:val="Heading1"/>
@@ -41050,7 +41050,7 @@
         <w:t xml:space="preserve">7. Migración de Configuraciones Antiguas</w:t>
       </w:r>
     </w:p>
-    <w:bookmarkStart w:id="79" w:name="Xc366853d1dd07ce9a426769f8e041ddeecdaaba"/>
+    <w:bookmarkStart w:id="81" w:name="Xc366853d1dd07ce9a426769f8e041ddeecdaaba"/>
     <w:p>
       <w:pPr>
         <w:pStyle w:val="Heading2"/>
@@ -41226,8 +41226,8 @@
         <w:t xml:space="preserve">               # Debe estar bajo format:html</w:t>
       </w:r>
     </w:p>
-    <w:bookmarkEnd w:id="79"/>
-    <w:bookmarkStart w:id="80" w:name="Xe6113d567c95d3e16836cd525f11594a7c983bf"/>
+    <w:bookmarkEnd w:id="81"/>
+    <w:bookmarkStart w:id="82" w:name="Xe6113d567c95d3e16836cd525f11594a7c983bf"/>
     <w:p>
       <w:pPr>
         <w:pStyle w:val="Heading2"/>
@@ -41465,8 +41465,8 @@
         <w:t xml:space="preserve">   # Dentro de html</w:t>
       </w:r>
     </w:p>
-    <w:bookmarkEnd w:id="80"/>
-    <w:bookmarkStart w:id="81" w:name="X50d48698e80eb5fa3a98676992d04b9adbd520d"/>
+    <w:bookmarkEnd w:id="82"/>
+    <w:bookmarkStart w:id="83" w:name="X50d48698e80eb5fa3a98676992d04b9adbd520d"/>
     <w:p>
       <w:pPr>
         <w:pStyle w:val="Heading2"/>
@@ -41668,8 +41668,8 @@
         <w:t xml:space="preserve"> Tabla</w:t>
       </w:r>
     </w:p>
-    <w:bookmarkEnd w:id="81"/>
-    <w:bookmarkStart w:id="82" w:name="paso-4-convertir-a-apaquarto-si-aplica"/>
+    <w:bookmarkEnd w:id="83"/>
+    <w:bookmarkStart w:id="84" w:name="paso-4-convertir-a-apaquarto-si-aplica"/>
     <w:p>
       <w:pPr>
         <w:pStyle w:val="Heading2"/>
@@ -42002,8 +42002,8 @@
         <w:t xml:space="preserve"> add wjschne/apaquarto</w:t>
       </w:r>
     </w:p>
-    <w:bookmarkEnd w:id="82"/>
-    <w:bookmarkStart w:id="83" w:name="paso-5-limpiar-opciones-comentadas"/>
+    <w:bookmarkEnd w:id="84"/>
+    <w:bookmarkStart w:id="85" w:name="paso-5-limpiar-opciones-comentadas"/>
     <w:p>
       <w:pPr>
         <w:pStyle w:val="Heading2"/>
@@ -42113,9 +42113,9 @@
         <w:t xml:space="preserve">         # Descomentar si quieres numeración</w:t>
       </w:r>
     </w:p>
-    <w:bookmarkEnd w:id="83"/>
-    <w:bookmarkEnd w:id="84"/>
-    <w:bookmarkStart w:id="95" w:name="best-practices"/>
+    <w:bookmarkEnd w:id="85"/>
+    <w:bookmarkEnd w:id="86"/>
+    <w:bookmarkStart w:id="97" w:name="best-practices"/>
     <w:p>
       <w:pPr>
         <w:pStyle w:val="Heading1"/>
@@ -42124,7 +42124,7 @@
         <w:t xml:space="preserve">8. Best Practices</w:t>
       </w:r>
     </w:p>
-    <w:bookmarkStart w:id="85" w:name="organización-del-archivo"/>
+    <w:bookmarkStart w:id="87" w:name="organización-del-archivo"/>
     <w:p>
       <w:pPr>
         <w:pStyle w:val="Heading2"/>
@@ -42416,8 +42416,8 @@
         <w:t xml:space="preserve">true</w:t>
       </w:r>
     </w:p>
-    <w:bookmarkEnd w:id="85"/>
-    <w:bookmarkStart w:id="86" w:name="comentarios-útiles"/>
+    <w:bookmarkEnd w:id="87"/>
+    <w:bookmarkStart w:id="88" w:name="comentarios-útiles"/>
     <w:p>
       <w:pPr>
         <w:pStyle w:val="Heading2"/>
@@ -42557,8 +42557,8 @@
         <w:t xml:space="preserve">    # Freeze es true</w:t>
       </w:r>
     </w:p>
-    <w:bookmarkEnd w:id="86"/>
-    <w:bookmarkStart w:id="87" w:name="valores-por-defecto"/>
+    <w:bookmarkEnd w:id="88"/>
+    <w:bookmarkStart w:id="89" w:name="valores-por-defecto"/>
     <w:p>
       <w:pPr>
         <w:pStyle w:val="Heading2"/>
@@ -42656,8 +42656,8 @@
         <w:t xml:space="preserve">      # Ya es true por defecto, innecesario</w:t>
       </w:r>
     </w:p>
-    <w:bookmarkEnd w:id="87"/>
-    <w:bookmarkStart w:id="88" w:name="dry-dont-repeat-yourself"/>
+    <w:bookmarkEnd w:id="89"/>
+    <w:bookmarkStart w:id="90" w:name="dry-dont-repeat-yourself"/>
     <w:p>
       <w:pPr>
         <w:pStyle w:val="Heading2"/>
@@ -42752,8 +42752,8 @@
         <w:t xml:space="preserve"># Repites autor en 50 posts = 50 lugares para actualizar</w:t>
       </w:r>
     </w:p>
-    <w:bookmarkEnd w:id="88"/>
-    <w:bookmarkStart w:id="89" w:name="jerarquía-clara"/>
+    <w:bookmarkEnd w:id="90"/>
+    <w:bookmarkStart w:id="91" w:name="jerarquía-clara"/>
     <w:p>
       <w:pPr>
         <w:pStyle w:val="Heading2"/>
@@ -42809,8 +42809,8 @@
         <w:t xml:space="preserve">post/index.qmd        ← Config específica del post</w:t>
       </w:r>
     </w:p>
-    <w:bookmarkEnd w:id="89"/>
-    <w:bookmarkStart w:id="90" w:name="documentación-de-cambios"/>
+    <w:bookmarkEnd w:id="91"/>
+    <w:bookmarkStart w:id="92" w:name="documentación-de-cambios"/>
     <w:p>
       <w:pPr>
         <w:pStyle w:val="Heading2"/>
@@ -42902,8 +42902,8 @@
         <w:t xml:space="preserve">#   - Añadido soporte para múltiples formatos</w:t>
       </w:r>
     </w:p>
-    <w:bookmarkEnd w:id="90"/>
-    <w:bookmarkStart w:id="91" w:name="uso-de-anclas-yaml-dry-avanzado"/>
+    <w:bookmarkEnd w:id="92"/>
+    <w:bookmarkStart w:id="93" w:name="uso-de-anclas-yaml-dry-avanzado"/>
     <w:p>
       <w:pPr>
         <w:pStyle w:val="Heading2"/>
@@ -43238,8 +43238,8 @@
         <w:t xml:space="preserve"> unsch</w:t>
       </w:r>
     </w:p>
-    <w:bookmarkEnd w:id="91"/>
-    <w:bookmarkStart w:id="92" w:name="versionado-con-git"/>
+    <w:bookmarkEnd w:id="93"/>
+    <w:bookmarkStart w:id="94" w:name="versionado-con-git"/>
     <w:p>
       <w:pPr>
         <w:pStyle w:val="Heading2"/>
@@ -43307,8 +43307,8 @@
         <w:t xml:space="preserve">"feat(metadata): Añadir apaquarto PDF support"</w:t>
       </w:r>
     </w:p>
-    <w:bookmarkEnd w:id="92"/>
-    <w:bookmarkStart w:id="93" w:name="testing-de-configuración"/>
+    <w:bookmarkEnd w:id="94"/>
+    <w:bookmarkStart w:id="95" w:name="testing-de-configuración"/>
     <w:p>
       <w:pPr>
         <w:pStyle w:val="Heading2"/>
@@ -43394,8 +43394,8 @@
         <w:t xml:space="preserve"># Verificar que no hay errores</w:t>
       </w:r>
     </w:p>
-    <w:bookmarkEnd w:id="93"/>
-    <w:bookmarkStart w:id="94" w:name="backup-antes-de-cambios-grandes"/>
+    <w:bookmarkEnd w:id="95"/>
+    <w:bookmarkStart w:id="96" w:name="backup-antes-de-cambios-grandes"/>
     <w:p>
       <w:pPr>
         <w:pStyle w:val="Heading2"/>
@@ -43508,9 +43508,9 @@
         <w:t xml:space="preserve">   01-fundamentos-econometria/_metadata.yml</w:t>
       </w:r>
     </w:p>
-    <w:bookmarkEnd w:id="94"/>
-    <w:bookmarkEnd w:id="95"/>
-    <w:bookmarkStart w:id="104" w:name="troubleshooting"/>
+    <w:bookmarkEnd w:id="96"/>
+    <w:bookmarkEnd w:id="97"/>
+    <w:bookmarkStart w:id="106" w:name="troubleshooting"/>
     <w:p>
       <w:pPr>
         <w:pStyle w:val="Heading1"/>
@@ -43519,7 +43519,7 @@
         <w:t xml:space="preserve">9. Troubleshooting</w:t>
       </w:r>
     </w:p>
-    <w:bookmarkStart w:id="96" w:name="problema-1-opciones-no-se-aplican"/>
+    <w:bookmarkStart w:id="98" w:name="problema-1-opciones-no-se-aplican"/>
     <w:p>
       <w:pPr>
         <w:pStyle w:val="Heading2"/>
@@ -43719,8 +43719,8 @@
         <w:t xml:space="preserve"># Validar YAML online: https://www.yamllint.com/</w:t>
       </w:r>
     </w:p>
-    <w:bookmarkEnd w:id="96"/>
-    <w:bookmarkStart w:id="97" w:name="problema-2-error-de-yaml"/>
+    <w:bookmarkEnd w:id="98"/>
+    <w:bookmarkStart w:id="99" w:name="problema-2-error-de-yaml"/>
     <w:p>
       <w:pPr>
         <w:pStyle w:val="Heading2"/>
@@ -44180,8 +44180,8 @@
         <w:t xml:space="preserve"># https://www.yamllint.com/</w:t>
       </w:r>
     </w:p>
-    <w:bookmarkEnd w:id="97"/>
-    <w:bookmarkStart w:id="98" w:name="problema-3-apaquarto-no-funciona"/>
+    <w:bookmarkEnd w:id="99"/>
+    <w:bookmarkStart w:id="100" w:name="problema-3-apaquarto-no-funciona"/>
     <w:p>
       <w:pPr>
         <w:pStyle w:val="Heading2"/>
@@ -44305,8 +44305,8 @@
         <w:t xml:space="preserve"> update wjschne/apaquarto</w:t>
       </w:r>
     </w:p>
-    <w:bookmarkEnd w:id="98"/>
-    <w:bookmarkStart w:id="99" w:name="problema-4-bibliografía-no-aparece"/>
+    <w:bookmarkEnd w:id="100"/>
+    <w:bookmarkStart w:id="101" w:name="problema-4-bibliografía-no-aparece"/>
     <w:p>
       <w:pPr>
         <w:pStyle w:val="Heading2"/>
@@ -44521,8 +44521,8 @@
         <w:t xml:space="preserve">ls apa-6th-edition.csl</w:t>
       </w:r>
     </w:p>
-    <w:bookmarkEnd w:id="99"/>
-    <w:bookmarkStart w:id="100" w:name="problema-5-código-no-se-ejecuta"/>
+    <w:bookmarkEnd w:id="101"/>
+    <w:bookmarkStart w:id="102" w:name="problema-5-código-no-se-ejecuta"/>
     <w:p>
       <w:pPr>
         <w:pStyle w:val="Heading2"/>
@@ -44927,8 +44927,8 @@
         <w:t xml:space="preserve">jupyter kernelspec list</w:t>
       </w:r>
     </w:p>
-    <w:bookmarkEnd w:id="100"/>
-    <w:bookmarkStart w:id="101" w:name="problema-6-pdf-no-se-genera"/>
+    <w:bookmarkEnd w:id="102"/>
+    <w:bookmarkStart w:id="103" w:name="problema-6-pdf-no-se-genera"/>
     <w:p>
       <w:pPr>
         <w:pStyle w:val="Heading2"/>
@@ -45178,8 +45178,8 @@
         <w:t xml:space="preserve"># E instalarlos si faltan</w:t>
       </w:r>
     </w:p>
-    <w:bookmarkEnd w:id="101"/>
-    <w:bookmarkStart w:id="102" w:name="X62460a39d7e3f72580d5097fbfdad6494a8a578"/>
+    <w:bookmarkEnd w:id="103"/>
+    <w:bookmarkStart w:id="104" w:name="X62460a39d7e3f72580d5097fbfdad6494a8a578"/>
     <w:p>
       <w:pPr>
         <w:pStyle w:val="Heading2"/>
@@ -45588,8 +45588,8 @@
         <w:t xml:space="preserve"> inspect post/index.qmd</w:t>
       </w:r>
     </w:p>
-    <w:bookmarkEnd w:id="102"/>
-    <w:bookmarkStart w:id="103" w:name="problema-8-imágenes-no-aparecen"/>
+    <w:bookmarkEnd w:id="104"/>
+    <w:bookmarkStart w:id="105" w:name="problema-8-imágenes-no-aparecen"/>
     <w:p>
       <w:pPr>
         <w:pStyle w:val="Heading2"/>
@@ -45728,9 +45728,9 @@
         <w:t xml:space="preserve">true</w:t>
       </w:r>
     </w:p>
-    <w:bookmarkEnd w:id="103"/>
-    <w:bookmarkEnd w:id="104"/>
-    <w:bookmarkStart w:id="108" w:name="conclusión"/>
+    <w:bookmarkEnd w:id="105"/>
+    <w:bookmarkEnd w:id="106"/>
+    <w:bookmarkStart w:id="110" w:name="conclusión"/>
     <w:p>
       <w:pPr>
         <w:pStyle w:val="Heading1"/>
@@ -45739,7 +45739,7 @@
         <w:t xml:space="preserve">10. Conclusión</w:t>
       </w:r>
     </w:p>
-    <w:bookmarkStart w:id="105" w:name="qué-va-en-_metadata.yml"/>
+    <w:bookmarkStart w:id="107" w:name="qué-va-en-_metadata.yml"/>
     <w:p>
       <w:pPr>
         <w:pStyle w:val="Heading2"/>
@@ -45966,8 +45966,8 @@
         <w:t xml:space="preserve"> Opciones únicas de un solo post</w:t>
       </w:r>
     </w:p>
-    <w:bookmarkEnd w:id="105"/>
-    <w:bookmarkStart w:id="106" w:name="template-rápido-copiarpegar"/>
+    <w:bookmarkEnd w:id="107"/>
+    <w:bookmarkStart w:id="108" w:name="template-rápido-copiarpegar"/>
     <w:p>
       <w:pPr>
         <w:pStyle w:val="Heading2"/>
@@ -46662,8 +46662,8 @@
         <w:t xml:space="preserve">false</w:t>
       </w:r>
     </w:p>
-    <w:bookmarkEnd w:id="106"/>
-    <w:bookmarkStart w:id="107" w:name="comandos-útiles"/>
+    <w:bookmarkEnd w:id="108"/>
+    <w:bookmarkStart w:id="109" w:name="comandos-útiles"/>
     <w:p>
       <w:pPr>
         <w:pStyle w:val="Heading2"/>
@@ -46950,9 +46950,9 @@
         <w:t xml:space="preserve"> preview</w:t>
       </w:r>
     </w:p>
-    <w:bookmarkEnd w:id="107"/>
-    <w:bookmarkEnd w:id="108"/>
-    <w:bookmarkStart w:id="119" w:name="publicaciones-similares"/>
+    <w:bookmarkEnd w:id="109"/>
+    <w:bookmarkEnd w:id="110"/>
+    <w:bookmarkStart w:id="125" w:name="publicaciones-similares"/>
     <w:p>
       <w:pPr>
         <w:pStyle w:val="Heading1"/>
@@ -46977,11 +46977,11 @@
           <w:numId w:val="1006"/>
         </w:numPr>
       </w:pPr>
-      <w:hyperlink r:id="rId109"/>
-      <w:r>
-        <w:t xml:space="preserve"> </w:t>
-      </w:r>
-      <w:hyperlink r:id="rId110">
+      <w:hyperlink r:id="rId111"/>
+      <w:r>
+        <w:t xml:space="preserve"> </w:t>
+      </w:r>
+      <w:hyperlink r:id="rId112">
         <w:r>
           <w:rPr>
             <w:rStyle w:val="Hyperlink"/>
@@ -46998,11 +46998,11 @@
           <w:numId w:val="1006"/>
         </w:numPr>
       </w:pPr>
-      <w:hyperlink r:id="rId111"/>
-      <w:r>
-        <w:t xml:space="preserve"> </w:t>
-      </w:r>
-      <w:hyperlink r:id="rId112">
+      <w:hyperlink r:id="rId113"/>
+      <w:r>
+        <w:t xml:space="preserve"> </w:t>
+      </w:r>
+      <w:hyperlink r:id="rId114">
         <w:r>
           <w:rPr>
             <w:rStyle w:val="Hyperlink"/>
@@ -47019,11 +47019,11 @@
           <w:numId w:val="1006"/>
         </w:numPr>
       </w:pPr>
-      <w:hyperlink r:id="rId113"/>
-      <w:r>
-        <w:t xml:space="preserve"> </w:t>
-      </w:r>
-      <w:hyperlink r:id="rId114">
+      <w:hyperlink r:id="rId115"/>
+      <w:r>
+        <w:t xml:space="preserve"> </w:t>
+      </w:r>
+      <w:hyperlink r:id="rId116">
         <w:r>
           <w:rPr>
             <w:rStyle w:val="Hyperlink"/>
@@ -47040,11 +47040,11 @@
           <w:numId w:val="1006"/>
         </w:numPr>
       </w:pPr>
-      <w:hyperlink r:id="rId115"/>
-      <w:r>
-        <w:t xml:space="preserve"> </w:t>
-      </w:r>
-      <w:hyperlink r:id="rId116">
+      <w:hyperlink r:id="rId117"/>
+      <w:r>
+        <w:t xml:space="preserve"> </w:t>
+      </w:r>
+      <w:hyperlink r:id="rId118">
         <w:r>
           <w:rPr>
             <w:rStyle w:val="Hyperlink"/>
@@ -47061,11 +47061,11 @@
           <w:numId w:val="1006"/>
         </w:numPr>
       </w:pPr>
-      <w:hyperlink r:id="rId117"/>
-      <w:r>
-        <w:t xml:space="preserve"> </w:t>
-      </w:r>
-      <w:hyperlink r:id="rId118">
+      <w:hyperlink r:id="rId119"/>
+      <w:r>
+        <w:t xml:space="preserve"> </w:t>
+      </w:r>
+      <w:hyperlink r:id="rId120">
         <w:r>
           <w:rPr>
             <w:rStyle w:val="Hyperlink"/>
@@ -47076,20 +47076,62 @@
     </w:p>
     <w:p>
       <w:pPr>
+        <w:pStyle w:val="Compact"/>
+        <w:numPr>
+          <w:ilvl w:val="0"/>
+          <w:numId w:val="1006"/>
+        </w:numPr>
+      </w:pPr>
+      <w:hyperlink r:id="rId121"/>
+      <w:r>
+        <w:t xml:space="preserve"> </w:t>
+      </w:r>
+      <w:hyperlink r:id="rId122">
+        <w:r>
+          <w:rPr>
+            <w:rStyle w:val="Hyperlink"/>
+          </w:rPr>
+          <w:t xml:space="preserve">Configuracion De Quarto Yml</w:t>
+        </w:r>
+      </w:hyperlink>
+    </w:p>
+    <w:p>
+      <w:pPr>
+        <w:pStyle w:val="Compact"/>
+        <w:numPr>
+          <w:ilvl w:val="0"/>
+          <w:numId w:val="1006"/>
+        </w:numPr>
+      </w:pPr>
+      <w:hyperlink r:id="rId123"/>
+      <w:r>
+        <w:t xml:space="preserve"> </w:t>
+      </w:r>
+      <w:hyperlink r:id="rId124">
+        <w:r>
+          <w:rPr>
+            <w:rStyle w:val="Hyperlink"/>
+          </w:rPr>
+          <w:t xml:space="preserve">Guia Practica De Metadata En Quarto</w:t>
+        </w:r>
+      </w:hyperlink>
+    </w:p>
+    <w:p>
+      <w:pPr>
         <w:pStyle w:val="FirstParagraph"/>
       </w:pPr>
       <w:r>
         <w:t xml:space="preserve">Esperamos que encuentres estas publicaciones igualmente interesantes y útiles. ¡Disfruta de la lectura!</w:t>
       </w:r>
     </w:p>
-    <w:bookmarkEnd w:id="119"/>
+    <w:bookmarkEnd w:id="125"/>
     <w:sectPr>
-      <w:headerReference r:id="rId9" w:type="even"/>
-      <w:headerReference r:id="rId11" w:type="default"/>
-      <w:footerReference r:id="rId14" w:type="even"/>
-      <w:footerReference r:id="rId13" w:type="default"/>
-      <w:headerReference r:id="rId10" w:type="first"/>
-      <w:footerReference r:id="rId12" w:type="first"/>
+      <w:headerReference r:id="rId8" w:type="even"/>
+      <w:headerReference r:id="rId9" w:type="default"/>
+      <w:footerReference r:id="rId10" w:type="even"/>
+      <w:footerReference r:id="rId11" w:type="default"/>
+      <w:headerReference r:id="rId12" w:type="first"/>
+      <w:footerReference r:id="rId13" w:type="first"/>
       <w:pgSz w:h="15840" w:w="12240"/>
       <w:pgMar w:bottom="1440" w:footer="720" w:gutter="0" w:header="720" w:left="1440" w:right="1440" w:top="1440"/>
       <w:cols w:space="720"/>
